--- a/cf/jm/u/files/u072.docx
+++ b/cf/jm/u/files/u072.docx
@@ -20,7 +20,7 @@
     </w:p>
     <w:p>
       <w:r>
-        <w:t>請針對每個題目，把答案填在「回答：」後面（越具體越好）；填好後請放回您的部門資料夾即可，不需回信。</w:t>
+        <w:t>這份問卷是想更了解您的實際作業，好把您的 AI 助理做得更貼近需求。第一部分請把答案填在「回答：」後面（越具體越好）；第二部分只是先讓您了解，之後用的時候再一起調整，不用現在填。填好後放回您的部門資料夾即可，不需回信。</w:t>
       </w:r>
     </w:p>
     <w:p>
@@ -32,8 +32,16 @@
       </w:r>
     </w:p>
     <w:p>
+      <w:pPr>
+        <w:pStyle w:val="Heading2"/>
+      </w:pPr>
       <w:r>
-        <w:t>1. 本題主體是電力施工圖繪製（保留工程師），Agent 只做需求摘要與圖說摘要草稿，這樣的分工界線可以嗎？</w:t>
+        <w:t>一、請您提供或確認的事情</w:t>
+      </w:r>
+    </w:p>
+    <w:p>
+      <w:r>
+        <w:t>1. 先講清楚：電力施工圖本身還是工程師畫，AI 不畫圖。這支 AI 只幫你把畫圖前的文書工作做掉（把客戶需求整理成重點、把要在圖上表達的事項列成摘要草稿）</w:t>
       </w:r>
     </w:p>
     <w:p>
@@ -43,7 +51,7 @@
     </w:p>
     <w:p>
       <w:r>
-        <w:t>2. 客戶需求說明的常見格式為何？多為文字、PDF 還是現場照片？需要 Agent 做圖片辨識嗎？</w:t>
+        <w:t>2. 客戶需求通常怎麼給你（口頭、PDF、現場照片）？把一份實際的需求給它，讓它練習抓重點</w:t>
       </w:r>
     </w:p>
     <w:p>
@@ -53,7 +61,7 @@
     </w:p>
     <w:p>
       <w:r>
-        <w:t>3. 需求摘要必須完整保留哪些條件（供電範圍、容量、迴路、設備位置、規範）？哪些絕對不能漏？</w:t>
+        <w:t>3. 抓需求時哪些一定不能漏？（供電範圍、容量/負載、迴路、設備位置、要遵守的規範、交期）給它一張必看清單</w:t>
       </w:r>
     </w:p>
     <w:p>
@@ -63,7 +71,7 @@
     </w:p>
     <w:p>
       <w:r>
-        <w:t>4. 電力製圖規範、圖框／圖層／符號標準請提供，作為圖說摘要要項對齊依據。</w:t>
+        <w:t>4. 你們畫圖有沒有製圖規範、圖框/圖層/符號標準？給它，讓它整理圖說摘要時能對齊你們的做法</w:t>
       </w:r>
     </w:p>
     <w:p>
@@ -73,7 +81,7 @@
     </w:p>
     <w:p>
       <w:r>
-        <w:t>5. 用電安全規範與客戶廠規的引用清單由誰提供現行版本？Agent 只引用不判定，對嗎？</w:t>
+        <w:t>5. 要遵守的用電/電業安全規範、客戶廠規，有哪些條文要引用？由工程師提供現行版本</w:t>
       </w:r>
     </w:p>
     <w:p>
@@ -83,12 +91,45 @@
     </w:p>
     <w:p>
       <w:r>
-        <w:t>6. 哪些工程數值（容量、線徑、路由）一律標「待工程師判定」，Agent 不得臆測？</w:t>
+        <w:t>6. 劃好界線：哪些交給 AI 摘要、哪些一定保留工程師判斷（容量、線徑、路由這種工程數值 AI 不碰）</w:t>
       </w:r>
     </w:p>
     <w:p>
       <w:r>
         <w:t>回答：</w:t>
+      </w:r>
+    </w:p>
+    <w:p>
+      <w:pPr>
+        <w:pStyle w:val="Heading2"/>
+      </w:pPr>
+      <w:r>
+        <w:t>二、要用了之後、跟 AI 一起調整的事情（先了解即可，不用現在填）</w:t>
+      </w:r>
+    </w:p>
+    <w:p>
+      <w:r>
+        <w:t>• 把大任務拆開想——AI 只負責「需求摘要＋圖說摘要草稿」這段，畫圖跟工程數值永遠是人；跑完發現它想幫你定容量或線徑，就退回去讓它標「待工程師判定」</w:t>
+      </w:r>
+    </w:p>
+    <w:p>
+      <w:r>
+        <w:t>• 它整理的需求重點若漏了關鍵條件（例如漏了容量），當場補一句「容量一定要列」，它下次就會盯著</w:t>
+      </w:r>
+    </w:p>
+    <w:p>
+      <w:r>
+        <w:t>• 客戶需求是 PDF 或現場照片時，記得選看得懂圖的模型（VLM）；發現它讀錯圖，把正確內容貼給它更正</w:t>
+      </w:r>
+    </w:p>
+    <w:p>
+      <w:r>
+        <w:t>• 圖說摘要要引用哪些規範條文，你可以直接補給它，它會把引用整理進草稿</w:t>
+      </w:r>
+    </w:p>
+    <w:p>
+      <w:r>
+        <w:t>• 用一陣子後，把你們常見的需求範本、圖說要項慢慢補進知識庫，它抓得會越來越貼近你們實際的圖</w:t>
       </w:r>
     </w:p>
     <w:p/>
@@ -101,8 +142,16 @@
       </w:r>
     </w:p>
     <w:p>
+      <w:pPr>
+        <w:pStyle w:val="Heading2"/>
+      </w:pPr>
       <w:r>
-        <w:t>1. 本題主體是排氣設備選型與設計（保留工程師），Agent 只做需求摘要與規格說明草稿，分工界線可以嗎？</w:t>
+        <w:t>一、請您提供或確認的事情</w:t>
+      </w:r>
+    </w:p>
+    <w:p>
+      <w:r>
+        <w:t>1. 先講清楚：排氣設備的選型、風量計算、設計還是工程師做，AI 不做工程計算。這支 AI 只幫你把前面的文書工作做掉（整理客戶需求重點、列出設備規格說明草稿）</w:t>
       </w:r>
     </w:p>
     <w:p>
@@ -112,7 +161,7 @@
     </w:p>
     <w:p>
       <w:r>
-        <w:t>2. 客戶需求／製程資料常見格式為何？多為文字、PDF 還是現場照片？需要圖片辨識嗎？</w:t>
+        <w:t>2. 客戶需求通常怎麼給你？（文字、PDF、製程資料）先給一份實際的讓它練習抓重點</w:t>
       </w:r>
     </w:p>
     <w:p>
@@ -122,7 +171,7 @@
     </w:p>
     <w:p>
       <w:r>
-        <w:t>3. 需求摘要必須完整保留哪些條件（製程別、廢氣類型、風量、安裝條件、規範）？哪些絕對不能漏？</w:t>
+        <w:t>3. 抓需求時哪些不能漏？（製程別、廢氣類型—酸鹼/有機/一般、需要的風量與處理效率、安裝位置、管路條件、環安規範）給它必看清單</w:t>
       </w:r>
     </w:p>
     <w:p>
@@ -132,7 +181,7 @@
     </w:p>
     <w:p>
       <w:r>
-        <w:t>4. 排氣設備規格範本與常用設備型式／材質對照請提供，作為規格說明對齊依據。</w:t>
+        <w:t>4. 你們排氣設備有沒有規格說明範本、常用設備型式/材質對照？給它，讓草稿對齊你們的格式</w:t>
       </w:r>
     </w:p>
     <w:p>
@@ -142,7 +191,7 @@
     </w:p>
     <w:p>
       <w:r>
-        <w:t>5. 環安排放、無塵室、消防安全規範的引用清單由誰提供現行版本？</w:t>
+        <w:t>5. 要遵守的環安排放、無塵室、消防規範有哪些要引用？由工程師提供現行版本</w:t>
       </w:r>
     </w:p>
     <w:p>
@@ -152,12 +201,45 @@
     </w:p>
     <w:p>
       <w:r>
-        <w:t>6. 哪些工程數值（風量、處理效率、設備選型）一律標「待工程師計算」，Agent 不得臆測？</w:t>
+        <w:t>6. 劃好界線：風量計算、選型這些工程數值 AI 不做，只列成「待工程師計算」</w:t>
       </w:r>
     </w:p>
     <w:p>
       <w:r>
         <w:t>回答：</w:t>
+      </w:r>
+    </w:p>
+    <w:p>
+      <w:pPr>
+        <w:pStyle w:val="Heading2"/>
+      </w:pPr>
+      <w:r>
+        <w:t>二、要用了之後、跟 AI 一起調整的事情（先了解即可，不用現在填）</w:t>
+      </w:r>
+    </w:p>
+    <w:p>
+      <w:r>
+        <w:t>• 把任務拆開——AI 只出「需求摘要＋規格說明草稿」，選型和風量計算永遠是人；跑完看到它想幫你選型號或算風量，就讓它退回標「待工程師計算」</w:t>
+      </w:r>
+    </w:p>
+    <w:p>
+      <w:r>
+        <w:t>• 它整理的需求若漏了廢氣類型或風量這種關鍵，當場補一句要它一定列出來</w:t>
+      </w:r>
+    </w:p>
+    <w:p>
+      <w:r>
+        <w:t>• 客戶需求是 PDF/照片時記得用看得懂圖的模型；讀錯就把正確內容貼回去更正</w:t>
+      </w:r>
+    </w:p>
+    <w:p>
+      <w:r>
+        <w:t>• 規格說明要引用哪些環安規範，你可以直接補給它</w:t>
+      </w:r>
+    </w:p>
+    <w:p>
+      <w:r>
+        <w:t>• 用久了把常見排氣專案的需求範本、規格項目補進知識庫，草稿會越來越像你們實際在用的</w:t>
       </w:r>
     </w:p>
     <w:p/>
@@ -170,8 +252,16 @@
       </w:r>
     </w:p>
     <w:p>
+      <w:pPr>
+        <w:pStyle w:val="Heading2"/>
+      </w:pPr>
       <w:r>
-        <w:t>1. 客戶提供使用負載資料的實際格式為何？欄位包含哪些（設備、容量、電壓、時段、同時率）？</w:t>
+        <w:t>一、請您提供或確認的事情</w:t>
+      </w:r>
+    </w:p>
+    <w:p>
+      <w:r>
+        <w:t>1. 先講清楚：電力系統運轉規劃（供電夠不夠、負載平衡）是工程師的專業判斷，AI 不判定。這支 AI 只幫你把客戶給的負載資料彙整成表、把規劃報告的架構草稿列出來</w:t>
       </w:r>
     </w:p>
     <w:p>
@@ -181,7 +271,7 @@
     </w:p>
     <w:p>
       <w:r>
-        <w:t>2. 負載彙整表與運轉規劃報告的版型與必填欄位是什麼？請提供範本。</w:t>
+        <w:t>2. 客戶提供的使用負載資料長怎樣？（各設備/區域的容量、用電時段、同時率）先給一份實際的讓它看欄位</w:t>
       </w:r>
     </w:p>
     <w:p>
@@ -191,7 +281,7 @@
     </w:p>
     <w:p>
       <w:r>
-        <w:t>3. 容量小計的口徑為何（僅加總額定容量，還是需依同時率折算）？尖峰負載一律保留給工程師嗎？</w:t>
+        <w:t>3. 彙整表和運轉規劃報告要長什麼版型、哪些欄位一定要有？給它現成範本</w:t>
       </w:r>
     </w:p>
     <w:p>
@@ -201,7 +291,7 @@
     </w:p>
     <w:p>
       <w:r>
-        <w:t>4. 同時率、供電裕度、尖峰負載的判定原則由工程師掌握，Agent 只做彙整與框架，界線可以嗎？</w:t>
+        <w:t>4. 你判斷供電裕度、尖峰負載、同時率的原則是什麼？講給它聽（讓報告框架對齊，但實際判定仍是你來）</w:t>
       </w:r>
     </w:p>
     <w:p>
@@ -211,7 +301,7 @@
     </w:p>
     <w:p>
       <w:r>
-        <w:t>5. 既有同類運轉規劃報告範本能否提供一份，供草稿框架對齊？</w:t>
+        <w:t>5. 有沒有以前同類的運轉規劃報告？給它當範本，草稿框架會更貼</w:t>
       </w:r>
     </w:p>
     <w:p>
@@ -221,12 +311,45 @@
     </w:p>
     <w:p>
       <w:r>
-        <w:t>6. 客戶未提供同時率或容量缺漏時，希望 Agent 如何標示（待補／待確認）？</w:t>
+        <w:t>6. 劃好界線：AI 只做彙整和列框架，負載分析與供電安全判定一律是工程師</w:t>
       </w:r>
     </w:p>
     <w:p>
       <w:r>
         <w:t>回答：</w:t>
+      </w:r>
+    </w:p>
+    <w:p>
+      <w:pPr>
+        <w:pStyle w:val="Heading2"/>
+      </w:pPr>
+      <w:r>
+        <w:t>二、要用了之後、跟 AI 一起調整的事情（先了解即可，不用現在填）</w:t>
+      </w:r>
+    </w:p>
+    <w:p>
+      <w:r>
+        <w:t>• 把任務拆開——AI 只做「負載彙整表＋報告框架草稿」，負載分析和供電判定永遠是人；看到它想幫你判「供電夠不夠」，就讓它退回標「待工程師判定」</w:t>
+      </w:r>
+    </w:p>
+    <w:p>
+      <w:r>
+        <w:t>• 第一次跑完，把它加總的容量核一遍；加錯就告訴它，資料量大時掛「表格查詢知識庫」用 SQL 幫它加總更準</w:t>
+      </w:r>
+    </w:p>
+    <w:p>
+      <w:r>
+        <w:t>• 同時率、尖峰這種它沒有資料就想猜的，要它一律標「待確認/待判定」，不要自己推算</w:t>
+      </w:r>
+    </w:p>
+    <w:p>
+      <w:r>
+        <w:t>• 彙整表版型想調（欄位增減、順序），直接講就好</w:t>
+      </w:r>
+    </w:p>
+    <w:p>
+      <w:r>
+        <w:t>• 用久了把你們的報告範本補進知識庫，它列的框架會越來越接近你們實際要交的東西</w:t>
       </w:r>
     </w:p>
     <w:p/>
